--- a/public/fun/forms/이력서_외식·카페매니저_6_NCS형.docx
+++ b/public/fun/forms/이력서_외식·카페매니저_6_NCS형.docx
@@ -419,21 +419,57 @@
             <w:tcW w:type="dxa" w:w="2085"/>
             <w:vAlign w:val="center"/>
           </w:tcPr>
-          <w:p/>
+          <w:p>
+            <w:pPr>
+              <w:spacing w:before="0" w:after="0"/>
+              <w:jc w:val="left"/>
+            </w:pPr>
+            <w:r>
+              <w:rPr>
+                <w:color w:val="A9B0B8"/>
+                <w:sz w:val="16"/>
+              </w:rPr>
+              <w:t>예) 2023.05.</w:t>
+            </w:r>
+          </w:p>
         </w:tc>
         <w:tc>
           <w:tcPr>
             <w:tcW w:type="dxa" w:w="4170"/>
             <w:vAlign w:val="center"/>
           </w:tcPr>
-          <w:p/>
+          <w:p>
+            <w:pPr>
+              <w:spacing w:before="0" w:after="0"/>
+              <w:jc w:val="left"/>
+            </w:pPr>
+            <w:r>
+              <w:rPr>
+                <w:color w:val="A9B0B8"/>
+                <w:sz w:val="16"/>
+              </w:rPr>
+              <w:t>○○ 자격/이수</w:t>
+            </w:r>
+          </w:p>
         </w:tc>
         <w:tc>
           <w:tcPr>
             <w:tcW w:type="dxa" w:w="4155"/>
             <w:vAlign w:val="center"/>
           </w:tcPr>
-          <w:p/>
+          <w:p>
+            <w:pPr>
+              <w:spacing w:before="0" w:after="0"/>
+              <w:jc w:val="left"/>
+            </w:pPr>
+            <w:r>
+              <w:rPr>
+                <w:color w:val="A9B0B8"/>
+                <w:sz w:val="16"/>
+              </w:rPr>
+              <w:t>○○공단</w:t>
+            </w:r>
+          </w:p>
         </w:tc>
       </w:tr>
       <w:tr>
@@ -611,21 +647,57 @@
             <w:tcW w:type="dxa" w:w="2085"/>
             <w:vAlign w:val="center"/>
           </w:tcPr>
-          <w:p/>
+          <w:p>
+            <w:pPr>
+              <w:spacing w:before="0" w:after="0"/>
+              <w:jc w:val="left"/>
+            </w:pPr>
+            <w:r>
+              <w:rPr>
+                <w:color w:val="A9B0B8"/>
+                <w:sz w:val="16"/>
+              </w:rPr>
+              <w:t>예) 2022.03 ~ 2024.02</w:t>
+            </w:r>
+          </w:p>
         </w:tc>
         <w:tc>
           <w:tcPr>
             <w:tcW w:type="dxa" w:w="4170"/>
             <w:vAlign w:val="center"/>
           </w:tcPr>
-          <w:p/>
+          <w:p>
+            <w:pPr>
+              <w:spacing w:before="0" w:after="0"/>
+              <w:jc w:val="left"/>
+            </w:pPr>
+            <w:r>
+              <w:rPr>
+                <w:color w:val="A9B0B8"/>
+                <w:sz w:val="16"/>
+              </w:rPr>
+              <w:t>○○대학교</w:t>
+            </w:r>
+          </w:p>
         </w:tc>
         <w:tc>
           <w:tcPr>
             <w:tcW w:type="dxa" w:w="4155"/>
             <w:vAlign w:val="center"/>
           </w:tcPr>
-          <w:p/>
+          <w:p>
+            <w:pPr>
+              <w:spacing w:before="0" w:after="0"/>
+              <w:jc w:val="left"/>
+            </w:pPr>
+            <w:r>
+              <w:rPr>
+                <w:color w:val="A9B0B8"/>
+                <w:sz w:val="16"/>
+              </w:rPr>
+              <w:t>○○학과 (학점 3.8/4.5)</w:t>
+            </w:r>
+          </w:p>
         </w:tc>
       </w:tr>
       <w:tr>
@@ -708,6 +780,58 @@
         <w:t xml:space="preserve">   직무와 관련된 경력·경험을 최근순으로</w:t>
       </w:r>
     </w:p>
+    <w:p>
+      <w:pPr>
+        <w:keepNext/>
+        <w:spacing w:before="100" w:after="40"/>
+        <w:jc w:val="left"/>
+      </w:pPr>
+      <w:r>
+        <w:rPr>
+          <w:b/>
+          <w:color w:val="34888E"/>
+          <w:sz w:val="19"/>
+        </w:rPr>
+        <w:t>인력 관리 · 교육 경험</w:t>
+      </w:r>
+    </w:p>
+    <w:tbl>
+      <w:tblPr>
+        <w:tblW w:w="10410" w:type="dxa"/>
+        <w:jc w:val="left"/>
+        <w:tblBorders>
+          <w:top w:val="single" w:sz="4" w:space="0" w:color="C3D4D5"/>
+          <w:left w:val="single" w:sz="4" w:space="0" w:color="C3D4D5"/>
+          <w:bottom w:val="single" w:sz="4" w:space="0" w:color="C3D4D5"/>
+          <w:right w:val="single" w:sz="4" w:space="0" w:color="C3D4D5"/>
+          <w:insideH w:val="single" w:sz="4" w:space="0" w:color="C3D4D5"/>
+          <w:insideV w:val="single" w:sz="4" w:space="0" w:color="C3D4D5"/>
+        </w:tblBorders>
+        <w:tblLayout w:type="fixed"/>
+        <w:tblCellMar>
+          <w:top w:w="40" w:type="dxa"/>
+          <w:left w:w="80" w:type="dxa"/>
+          <w:bottom w:w="40" w:type="dxa"/>
+          <w:right w:w="80" w:type="dxa"/>
+        </w:tblCellMar>
+        <w:tblLook w:firstColumn="1" w:firstRow="1" w:lastColumn="0" w:lastRow="0" w:noHBand="0" w:noVBand="1" w:val="04A0"/>
+      </w:tblPr>
+      <w:tblGrid>
+        <w:gridCol w:w="10410"/>
+      </w:tblGrid>
+      <w:tr>
+        <w:trPr>
+          <w:trHeight w:val="1050" w:hRule="atLeast"/>
+          <w:cantSplit/>
+        </w:trPr>
+        <w:tc>
+          <w:tcPr>
+            <w:tcW w:type="dxa" w:w="10410"/>
+          </w:tcPr>
+          <w:p/>
+        </w:tc>
+      </w:tr>
+    </w:tbl>
     <w:p>
       <w:pPr>
         <w:keepNext/>
@@ -872,7 +996,19 @@
             <w:tcW w:type="dxa" w:w="2085"/>
             <w:vAlign w:val="center"/>
           </w:tcPr>
-          <w:p/>
+          <w:p>
+            <w:pPr>
+              <w:spacing w:before="0" w:after="0"/>
+              <w:jc w:val="left"/>
+            </w:pPr>
+            <w:r>
+              <w:rPr>
+                <w:color w:val="A9B0B8"/>
+                <w:sz w:val="16"/>
+              </w:rPr>
+              <w:t>예) 2022.03 ~ 2024.02</w:t>
+            </w:r>
+          </w:p>
         </w:tc>
         <w:tc>
           <w:tcPr>
@@ -1257,58 +1393,6 @@
         <w:spacing w:lineRule="exact" w:line="75" w:before="0" w:after="0"/>
       </w:pPr>
     </w:p>
-    <w:p>
-      <w:pPr>
-        <w:keepNext/>
-        <w:spacing w:before="100" w:after="40"/>
-        <w:jc w:val="left"/>
-      </w:pPr>
-      <w:r>
-        <w:rPr>
-          <w:b/>
-          <w:color w:val="34888E"/>
-          <w:sz w:val="19"/>
-        </w:rPr>
-        <w:t>인력 관리 · 교육 경험</w:t>
-      </w:r>
-    </w:p>
-    <w:tbl>
-      <w:tblPr>
-        <w:tblW w:w="10410" w:type="dxa"/>
-        <w:jc w:val="left"/>
-        <w:tblBorders>
-          <w:top w:val="single" w:sz="4" w:space="0" w:color="C3D4D5"/>
-          <w:left w:val="single" w:sz="4" w:space="0" w:color="C3D4D5"/>
-          <w:bottom w:val="single" w:sz="4" w:space="0" w:color="C3D4D5"/>
-          <w:right w:val="single" w:sz="4" w:space="0" w:color="C3D4D5"/>
-          <w:insideH w:val="single" w:sz="4" w:space="0" w:color="C3D4D5"/>
-          <w:insideV w:val="single" w:sz="4" w:space="0" w:color="C3D4D5"/>
-        </w:tblBorders>
-        <w:tblLayout w:type="fixed"/>
-        <w:tblCellMar>
-          <w:top w:w="40" w:type="dxa"/>
-          <w:left w:w="80" w:type="dxa"/>
-          <w:bottom w:w="40" w:type="dxa"/>
-          <w:right w:w="80" w:type="dxa"/>
-        </w:tblCellMar>
-        <w:tblLook w:firstColumn="1" w:firstRow="1" w:lastColumn="0" w:lastRow="0" w:noHBand="0" w:noVBand="1" w:val="04A0"/>
-      </w:tblPr>
-      <w:tblGrid>
-        <w:gridCol w:w="10410"/>
-      </w:tblGrid>
-      <w:tr>
-        <w:trPr>
-          <w:trHeight w:val="1050" w:hRule="atLeast"/>
-          <w:cantSplit/>
-        </w:trPr>
-        <w:tc>
-          <w:tcPr>
-            <w:tcW w:type="dxa" w:w="10410"/>
-          </w:tcPr>
-          <w:p/>
-        </w:tc>
-      </w:tr>
-    </w:tbl>
     <w:p>
       <w:pPr>
         <w:keepNext/>

--- a/public/fun/forms/이력서_외식·카페매니저_6_NCS형.docx
+++ b/public/fun/forms/이력서_외식·카페매니저_6_NCS형.docx
@@ -108,10 +108,10 @@
         <w:tblLook w:firstColumn="1" w:firstRow="1" w:lastColumn="0" w:lastRow="0" w:noHBand="0" w:noVBand="1" w:val="04A0"/>
       </w:tblPr>
       <w:tblGrid>
-        <w:gridCol w:w="1200"/>
+        <w:gridCol w:w="1230"/>
         <w:gridCol w:w="3975"/>
-        <w:gridCol w:w="1200"/>
-        <w:gridCol w:w="4035"/>
+        <w:gridCol w:w="1230"/>
+        <w:gridCol w:w="3975"/>
       </w:tblGrid>
       <w:tr>
         <w:trPr>
@@ -120,7 +120,7 @@
         </w:trPr>
         <w:tc>
           <w:tcPr>
-            <w:tcW w:type="dxa" w:w="1200"/>
+            <w:tcW w:type="dxa" w:w="1230"/>
             <w:shd w:val="clear" w:color="auto" w:fill="F1F6F6"/>
             <w:vAlign w:val="center"/>
           </w:tcPr>
@@ -148,7 +148,7 @@
         </w:tc>
         <w:tc>
           <w:tcPr>
-            <w:tcW w:type="dxa" w:w="1200"/>
+            <w:tcW w:type="dxa" w:w="1230"/>
             <w:shd w:val="clear" w:color="auto" w:fill="F1F6F6"/>
             <w:vAlign w:val="center"/>
           </w:tcPr>
@@ -169,7 +169,7 @@
         </w:tc>
         <w:tc>
           <w:tcPr>
-            <w:tcW w:type="dxa" w:w="4035"/>
+            <w:tcW w:type="dxa" w:w="3975"/>
             <w:vAlign w:val="center"/>
           </w:tcPr>
           <w:p/>
@@ -182,7 +182,7 @@
         </w:trPr>
         <w:tc>
           <w:tcPr>
-            <w:tcW w:type="dxa" w:w="1200"/>
+            <w:tcW w:type="dxa" w:w="1230"/>
             <w:shd w:val="clear" w:color="auto" w:fill="F1F6F6"/>
             <w:vAlign w:val="center"/>
           </w:tcPr>
@@ -210,7 +210,7 @@
         </w:tc>
         <w:tc>
           <w:tcPr>
-            <w:tcW w:type="dxa" w:w="1200"/>
+            <w:tcW w:type="dxa" w:w="1230"/>
             <w:shd w:val="clear" w:color="auto" w:fill="F1F6F6"/>
             <w:vAlign w:val="center"/>
           </w:tcPr>
@@ -231,7 +231,7 @@
         </w:tc>
         <w:tc>
           <w:tcPr>
-            <w:tcW w:type="dxa" w:w="4035"/>
+            <w:tcW w:type="dxa" w:w="3975"/>
             <w:vAlign w:val="center"/>
           </w:tcPr>
           <w:p/>
@@ -244,7 +244,7 @@
         </w:trPr>
         <w:tc>
           <w:tcPr>
-            <w:tcW w:type="dxa" w:w="1200"/>
+            <w:tcW w:type="dxa" w:w="1230"/>
             <w:shd w:val="clear" w:color="auto" w:fill="F1F6F6"/>
             <w:vAlign w:val="center"/>
           </w:tcPr>
@@ -265,7 +265,7 @@
         </w:tc>
         <w:tc>
           <w:tcPr>
-            <w:tcW w:type="dxa" w:w="9210"/>
+            <w:tcW w:type="dxa" w:w="9180"/>
             <w:gridSpan w:val="3"/>
             <w:vAlign w:val="center"/>
           </w:tcPr>
@@ -939,7 +939,9 @@
                 <w:color w:val="195357"/>
                 <w:sz w:val="19"/>
               </w:rPr>
-              <w:t>규모 (평 · 인원)</w:t>
+              <w:t>규모 (평 ·</w:t>
+              <w:br/>
+              <w:t>인원)</w:t>
             </w:r>
           </w:p>
         </w:tc>
@@ -1286,10 +1288,10 @@
         <w:tblLook w:firstColumn="1" w:firstRow="1" w:lastColumn="0" w:lastRow="0" w:noHBand="0" w:noVBand="1" w:val="04A0"/>
       </w:tblPr>
       <w:tblGrid>
-        <w:gridCol w:w="1380"/>
-        <w:gridCol w:w="3825"/>
-        <w:gridCol w:w="1380"/>
-        <w:gridCol w:w="3825"/>
+        <w:gridCol w:w="1545"/>
+        <w:gridCol w:w="3660"/>
+        <w:gridCol w:w="1545"/>
+        <w:gridCol w:w="3660"/>
       </w:tblGrid>
       <w:tr>
         <w:trPr>
@@ -1298,7 +1300,7 @@
         </w:trPr>
         <w:tc>
           <w:tcPr>
-            <w:tcW w:type="dxa" w:w="1380"/>
+            <w:tcW w:type="dxa" w:w="1545"/>
             <w:shd w:val="clear" w:color="auto" w:fill="F1F6F6"/>
             <w:vAlign w:val="center"/>
           </w:tcPr>
@@ -1319,14 +1321,14 @@
         </w:tc>
         <w:tc>
           <w:tcPr>
-            <w:tcW w:type="dxa" w:w="3825"/>
+            <w:tcW w:type="dxa" w:w="3660"/>
             <w:vAlign w:val="center"/>
           </w:tcPr>
           <w:p/>
         </w:tc>
         <w:tc>
           <w:tcPr>
-            <w:tcW w:type="dxa" w:w="1380"/>
+            <w:tcW w:type="dxa" w:w="1545"/>
             <w:shd w:val="clear" w:color="auto" w:fill="F1F6F6"/>
             <w:vAlign w:val="center"/>
           </w:tcPr>
@@ -1347,7 +1349,7 @@
         </w:tc>
         <w:tc>
           <w:tcPr>
-            <w:tcW w:type="dxa" w:w="3825"/>
+            <w:tcW w:type="dxa" w:w="3660"/>
             <w:vAlign w:val="center"/>
           </w:tcPr>
           <w:p/>
@@ -1360,7 +1362,7 @@
         </w:trPr>
         <w:tc>
           <w:tcPr>
-            <w:tcW w:type="dxa" w:w="1380"/>
+            <w:tcW w:type="dxa" w:w="1545"/>
             <w:shd w:val="clear" w:color="auto" w:fill="F1F6F6"/>
             <w:vAlign w:val="center"/>
           </w:tcPr>
@@ -1375,13 +1377,15 @@
                 <w:color w:val="195357"/>
                 <w:sz w:val="19"/>
               </w:rPr>
-              <w:t>방법 · 결과 (전후 수치)</w:t>
+              <w:t>방법 · 결과</w:t>
+              <w:br/>
+              <w:t>(전후 수치)</w:t>
             </w:r>
           </w:p>
         </w:tc>
         <w:tc>
           <w:tcPr>
-            <w:tcW w:type="dxa" w:w="9030"/>
+            <w:tcW w:type="dxa" w:w="8865"/>
             <w:gridSpan w:val="3"/>
           </w:tcPr>
           <w:p/>
@@ -1441,10 +1445,10 @@
         <w:tblLook w:firstColumn="1" w:firstRow="1" w:lastColumn="0" w:lastRow="0" w:noHBand="0" w:noVBand="1" w:val="04A0"/>
       </w:tblPr>
       <w:tblGrid>
-        <w:gridCol w:w="1380"/>
-        <w:gridCol w:w="3825"/>
-        <w:gridCol w:w="1380"/>
-        <w:gridCol w:w="3825"/>
+        <w:gridCol w:w="1545"/>
+        <w:gridCol w:w="3660"/>
+        <w:gridCol w:w="1545"/>
+        <w:gridCol w:w="3660"/>
       </w:tblGrid>
       <w:tr>
         <w:trPr>
@@ -1453,7 +1457,7 @@
         </w:trPr>
         <w:tc>
           <w:tcPr>
-            <w:tcW w:type="dxa" w:w="1380"/>
+            <w:tcW w:type="dxa" w:w="1545"/>
             <w:shd w:val="clear" w:color="auto" w:fill="F1F6F6"/>
             <w:vAlign w:val="center"/>
           </w:tcPr>
@@ -1474,13 +1478,13 @@
         </w:tc>
         <w:tc>
           <w:tcPr>
-            <w:tcW w:type="dxa" w:w="3825"/>
+            <w:tcW w:type="dxa" w:w="3660"/>
           </w:tcPr>
           <w:p/>
         </w:tc>
         <w:tc>
           <w:tcPr>
-            <w:tcW w:type="dxa" w:w="1380"/>
+            <w:tcW w:type="dxa" w:w="1545"/>
             <w:shd w:val="clear" w:color="auto" w:fill="F1F6F6"/>
             <w:vAlign w:val="center"/>
           </w:tcPr>
@@ -1501,7 +1505,7 @@
         </w:tc>
         <w:tc>
           <w:tcPr>
-            <w:tcW w:type="dxa" w:w="3825"/>
+            <w:tcW w:type="dxa" w:w="3660"/>
           </w:tcPr>
           <w:p/>
         </w:tc>
@@ -1513,7 +1517,7 @@
         </w:trPr>
         <w:tc>
           <w:tcPr>
-            <w:tcW w:type="dxa" w:w="1380"/>
+            <w:tcW w:type="dxa" w:w="1545"/>
             <w:shd w:val="clear" w:color="auto" w:fill="F1F6F6"/>
             <w:vAlign w:val="center"/>
           </w:tcPr>
@@ -1534,13 +1538,13 @@
         </w:tc>
         <w:tc>
           <w:tcPr>
-            <w:tcW w:type="dxa" w:w="3825"/>
+            <w:tcW w:type="dxa" w:w="3660"/>
           </w:tcPr>
           <w:p/>
         </w:tc>
         <w:tc>
           <w:tcPr>
-            <w:tcW w:type="dxa" w:w="1380"/>
+            <w:tcW w:type="dxa" w:w="1545"/>
             <w:shd w:val="clear" w:color="auto" w:fill="F1F6F6"/>
             <w:vAlign w:val="center"/>
           </w:tcPr>
@@ -1555,13 +1559,15 @@
                 <w:color w:val="195357"/>
                 <w:sz w:val="18"/>
               </w:rPr>
-              <w:t>사용 기술 · 도구</w:t>
+              <w:t>사용 기술 ·</w:t>
+              <w:br/>
+              <w:t>도구</w:t>
             </w:r>
           </w:p>
         </w:tc>
         <w:tc>
           <w:tcPr>
-            <w:tcW w:type="dxa" w:w="3825"/>
+            <w:tcW w:type="dxa" w:w="3660"/>
           </w:tcPr>
           <w:p/>
         </w:tc>
@@ -1573,7 +1579,7 @@
         </w:trPr>
         <w:tc>
           <w:tcPr>
-            <w:tcW w:type="dxa" w:w="1380"/>
+            <w:tcW w:type="dxa" w:w="1545"/>
             <w:shd w:val="clear" w:color="auto" w:fill="F1F6F6"/>
             <w:vAlign w:val="center"/>
           </w:tcPr>
@@ -1594,7 +1600,7 @@
         </w:tc>
         <w:tc>
           <w:tcPr>
-            <w:tcW w:type="dxa" w:w="9030"/>
+            <w:tcW w:type="dxa" w:w="8865"/>
             <w:gridSpan w:val="3"/>
           </w:tcPr>
           <w:p/>
@@ -1607,7 +1613,7 @@
         </w:trPr>
         <w:tc>
           <w:tcPr>
-            <w:tcW w:type="dxa" w:w="1380"/>
+            <w:tcW w:type="dxa" w:w="1545"/>
             <w:shd w:val="clear" w:color="auto" w:fill="F1F6F6"/>
             <w:vAlign w:val="center"/>
           </w:tcPr>
@@ -1628,7 +1634,7 @@
         </w:tc>
         <w:tc>
           <w:tcPr>
-            <w:tcW w:type="dxa" w:w="9030"/>
+            <w:tcW w:type="dxa" w:w="8865"/>
             <w:gridSpan w:val="3"/>
           </w:tcPr>
           <w:p/>
@@ -1662,10 +1668,10 @@
         <w:tblLook w:firstColumn="1" w:firstRow="1" w:lastColumn="0" w:lastRow="0" w:noHBand="0" w:noVBand="1" w:val="04A0"/>
       </w:tblPr>
       <w:tblGrid>
-        <w:gridCol w:w="1380"/>
-        <w:gridCol w:w="3825"/>
-        <w:gridCol w:w="1380"/>
-        <w:gridCol w:w="3825"/>
+        <w:gridCol w:w="1545"/>
+        <w:gridCol w:w="3660"/>
+        <w:gridCol w:w="1545"/>
+        <w:gridCol w:w="3660"/>
       </w:tblGrid>
       <w:tr>
         <w:trPr>
@@ -1674,7 +1680,7 @@
         </w:trPr>
         <w:tc>
           <w:tcPr>
-            <w:tcW w:type="dxa" w:w="1380"/>
+            <w:tcW w:type="dxa" w:w="1545"/>
             <w:shd w:val="clear" w:color="auto" w:fill="F1F6F6"/>
             <w:vAlign w:val="center"/>
           </w:tcPr>
@@ -1695,13 +1701,13 @@
         </w:tc>
         <w:tc>
           <w:tcPr>
-            <w:tcW w:type="dxa" w:w="3825"/>
+            <w:tcW w:type="dxa" w:w="3660"/>
           </w:tcPr>
           <w:p/>
         </w:tc>
         <w:tc>
           <w:tcPr>
-            <w:tcW w:type="dxa" w:w="1380"/>
+            <w:tcW w:type="dxa" w:w="1545"/>
             <w:shd w:val="clear" w:color="auto" w:fill="F1F6F6"/>
             <w:vAlign w:val="center"/>
           </w:tcPr>
@@ -1722,7 +1728,7 @@
         </w:tc>
         <w:tc>
           <w:tcPr>
-            <w:tcW w:type="dxa" w:w="3825"/>
+            <w:tcW w:type="dxa" w:w="3660"/>
           </w:tcPr>
           <w:p/>
         </w:tc>
@@ -1734,7 +1740,7 @@
         </w:trPr>
         <w:tc>
           <w:tcPr>
-            <w:tcW w:type="dxa" w:w="1380"/>
+            <w:tcW w:type="dxa" w:w="1545"/>
             <w:shd w:val="clear" w:color="auto" w:fill="F1F6F6"/>
             <w:vAlign w:val="center"/>
           </w:tcPr>
@@ -1755,13 +1761,13 @@
         </w:tc>
         <w:tc>
           <w:tcPr>
-            <w:tcW w:type="dxa" w:w="3825"/>
+            <w:tcW w:type="dxa" w:w="3660"/>
           </w:tcPr>
           <w:p/>
         </w:tc>
         <w:tc>
           <w:tcPr>
-            <w:tcW w:type="dxa" w:w="1380"/>
+            <w:tcW w:type="dxa" w:w="1545"/>
             <w:shd w:val="clear" w:color="auto" w:fill="F1F6F6"/>
             <w:vAlign w:val="center"/>
           </w:tcPr>
@@ -1776,13 +1782,15 @@
                 <w:color w:val="195357"/>
                 <w:sz w:val="18"/>
               </w:rPr>
-              <w:t>사용 기술 · 도구</w:t>
+              <w:t>사용 기술 ·</w:t>
+              <w:br/>
+              <w:t>도구</w:t>
             </w:r>
           </w:p>
         </w:tc>
         <w:tc>
           <w:tcPr>
-            <w:tcW w:type="dxa" w:w="3825"/>
+            <w:tcW w:type="dxa" w:w="3660"/>
           </w:tcPr>
           <w:p/>
         </w:tc>
@@ -1794,7 +1802,7 @@
         </w:trPr>
         <w:tc>
           <w:tcPr>
-            <w:tcW w:type="dxa" w:w="1380"/>
+            <w:tcW w:type="dxa" w:w="1545"/>
             <w:shd w:val="clear" w:color="auto" w:fill="F1F6F6"/>
             <w:vAlign w:val="center"/>
           </w:tcPr>
@@ -1815,7 +1823,7 @@
         </w:tc>
         <w:tc>
           <w:tcPr>
-            <w:tcW w:type="dxa" w:w="9030"/>
+            <w:tcW w:type="dxa" w:w="8865"/>
             <w:gridSpan w:val="3"/>
           </w:tcPr>
           <w:p/>
@@ -1828,7 +1836,7 @@
         </w:trPr>
         <w:tc>
           <w:tcPr>
-            <w:tcW w:type="dxa" w:w="1380"/>
+            <w:tcW w:type="dxa" w:w="1545"/>
             <w:shd w:val="clear" w:color="auto" w:fill="F1F6F6"/>
             <w:vAlign w:val="center"/>
           </w:tcPr>
@@ -1849,7 +1857,7 @@
         </w:tc>
         <w:tc>
           <w:tcPr>
-            <w:tcW w:type="dxa" w:w="9030"/>
+            <w:tcW w:type="dxa" w:w="8865"/>
             <w:gridSpan w:val="3"/>
           </w:tcPr>
           <w:p/>

--- a/public/fun/forms/이력서_외식·카페매니저_6_NCS형.docx
+++ b/public/fun/forms/이력서_외식·카페매니저_6_NCS형.docx
@@ -429,7 +429,7 @@
                 <w:color w:val="A9B0B8"/>
                 <w:sz w:val="16"/>
               </w:rPr>
-              <w:t>예) 2023.05.</w:t>
+              <w:t>예) ○○○○.○○.</w:t>
             </w:r>
           </w:p>
         </w:tc>
@@ -657,7 +657,7 @@
                 <w:color w:val="A9B0B8"/>
                 <w:sz w:val="16"/>
               </w:rPr>
-              <w:t>예) 2022.03 ~ 2024.02</w:t>
+              <w:t>예) ○○○○.○○ ~ ○○○○.○○</w:t>
             </w:r>
           </w:p>
         </w:tc>
@@ -676,7 +676,7 @@
                 <w:color w:val="A9B0B8"/>
                 <w:sz w:val="16"/>
               </w:rPr>
-              <w:t>○○대학교</w:t>
+              <w:t>학교명 입력</w:t>
             </w:r>
           </w:p>
         </w:tc>
@@ -695,7 +695,7 @@
                 <w:color w:val="A9B0B8"/>
                 <w:sz w:val="16"/>
               </w:rPr>
-              <w:t>○○학과 (학점 3.8/4.5)</w:t>
+              <w:t>○○학과 (학점 입력)</w:t>
             </w:r>
           </w:p>
         </w:tc>
@@ -1008,7 +1008,7 @@
                 <w:color w:val="A9B0B8"/>
                 <w:sz w:val="16"/>
               </w:rPr>
-              <w:t>예) 2022.03 ~ 2024.02</w:t>
+              <w:t>예) ○○○○.○○ ~ ○○○○.○○</w:t>
             </w:r>
           </w:p>
         </w:tc>
@@ -1879,7 +1879,7 @@
         <w:rPr>
           <w:sz w:val="19"/>
         </w:rPr>
-        <w:t>위 내용은 사실과 다름이 없음을 확인합니다.     20      년      월      일     작성자 :  ______________  (서명)</w:t>
+        <w:t>위 내용은 사실과 다름이 없음을 확인합니다.           년      월      일     작성자 :  ______________  (서명)</w:t>
       </w:r>
     </w:p>
     <w:p>
@@ -2145,7 +2145,7 @@
                 <w:color w:val="34888E"/>
                 <w:sz w:val="19"/>
               </w:rPr>
-              <w:t>2021~현재 · ○○카페 점장(25평·직원 7명) · 월 매출 +18%, 폐기율 6% → 3%</w:t>
+              <w:t>기간 입력 · ○○카페 점장(25평·직원 7명) · 월 매출 +18%, 폐기율 6% → 3%</w:t>
             </w:r>
           </w:p>
         </w:tc>
